--- a/ПБД/прак_4/ИКБО-20-23 Кузнецов Л. А. ПБД.docx
+++ b/ПБД/прак_4/ИКБО-20-23 Кузнецов Л. А. ПБД.docx
@@ -67,7 +67,7 @@
                           <pic:cNvPicPr/>
                         </pic:nvPicPr>
                         <pic:blipFill>
-                          <a:blip r:embed="rId6" cstate="print">
+                          <a:blip r:embed="rId8" cstate="print">
                             <a:extLst>
                               <a:ext uri="{28A0092B-C50C-407E-A947-70E740481C1C}">
                                 <a14:useLocalDpi xmlns:a14="http://schemas.microsoft.com/office/drawing/2010/main" val="0"/>
@@ -1628,45 +1628,21 @@
         <w:rPr>
           <w:szCs w:val="28"/>
         </w:rPr>
-        <w:t xml:space="preserve"> на основе практической работы №3 </w:t>
-      </w:r>
+        <w:t xml:space="preserve"> на основе практической работы №3 спроектировать концептуальную схему данных в </w:t>
+      </w:r>
+      <w:proofErr w:type="spellStart"/>
       <w:r>
         <w:rPr>
           <w:szCs w:val="28"/>
         </w:rPr>
-        <w:t>спроектировать</w:t>
-      </w:r>
+        <w:t>ChartDB</w:t>
+      </w:r>
+      <w:proofErr w:type="spellEnd"/>
       <w:r>
         <w:rPr>
           <w:szCs w:val="28"/>
         </w:rPr>
-        <w:t xml:space="preserve"> концептуальную схему данных в </w:t>
-      </w:r>
-      <w:proofErr w:type="spellStart"/>
-      <w:r>
-        <w:rPr>
-          <w:szCs w:val="28"/>
-        </w:rPr>
-        <w:t>ChartDB</w:t>
-      </w:r>
-      <w:proofErr w:type="spellEnd"/>
-      <w:r>
-        <w:rPr>
-          <w:szCs w:val="28"/>
-        </w:rPr>
-        <w:t xml:space="preserve"> (https://chartdb.io/). </w:t>
-      </w:r>
-      <w:r>
-        <w:rPr>
-          <w:szCs w:val="28"/>
-        </w:rPr>
-        <w:t>Привести</w:t>
-      </w:r>
-      <w:r>
-        <w:rPr>
-          <w:szCs w:val="28"/>
-        </w:rPr>
-        <w:t xml:space="preserve"> описание сущностей</w:t>
+        <w:t xml:space="preserve"> (https://chartdb.io/). Привести описание сущностей</w:t>
       </w:r>
       <w:r>
         <w:rPr>
@@ -1708,10 +1684,7 @@
         <w:t xml:space="preserve"> В рамках практической работы для бизнес-процесса «Продажа онлайн-</w:t>
       </w:r>
       <w:r>
-        <w:t>курса программирования</w:t>
-      </w:r>
-      <w:r>
-        <w:t xml:space="preserve"> через мобильное приложение» была построена концептуальная схема данных, которая включает в</w:t>
+        <w:t>курса программирования через мобильное приложение» была построена концептуальная схема данных, которая включает в</w:t>
       </w:r>
       <w:r>
         <w:t xml:space="preserve"> себ</w:t>
@@ -2490,14 +2463,7 @@
                 <w:sz w:val="23"/>
                 <w:szCs w:val="23"/>
               </w:rPr>
-              <w:t>Данная сущность содержит информацию о чатах клиентов с сот</w:t>
-            </w:r>
-            <w:r>
-              <w:rPr>
-                <w:sz w:val="23"/>
-                <w:szCs w:val="23"/>
-              </w:rPr>
-              <w:t>рудниками выбранной организации</w:t>
+              <w:t>Данная сущность содержит информацию о чатах клиентов с сотрудниками выбранной организации</w:t>
             </w:r>
           </w:p>
         </w:tc>
@@ -2542,14 +2508,7 @@
                 <w:sz w:val="23"/>
                 <w:szCs w:val="23"/>
               </w:rPr>
-              <w:t>Сущность, которая содержит в себе информацию конкретно о тексте сообщений в чата</w:t>
-            </w:r>
-            <w:r>
-              <w:rPr>
-                <w:sz w:val="23"/>
-                <w:szCs w:val="23"/>
-              </w:rPr>
-              <w:t>х поддержки</w:t>
+              <w:t>Сущность, которая содержит в себе информацию конкретно о тексте сообщений в чатах поддержки</w:t>
             </w:r>
           </w:p>
         </w:tc>
@@ -2594,14 +2553,7 @@
                 <w:sz w:val="23"/>
                 <w:szCs w:val="23"/>
               </w:rPr>
-              <w:t>Сущность, которая содержит в себе информацию о с</w:t>
-            </w:r>
-            <w:r>
-              <w:rPr>
-                <w:sz w:val="23"/>
-                <w:szCs w:val="23"/>
-              </w:rPr>
-              <w:t>овершенных банковских операциях</w:t>
+              <w:t>Сущность, которая содержит в себе информацию о совершенных банковских операциях</w:t>
             </w:r>
           </w:p>
         </w:tc>
@@ -2803,28 +2755,13 @@
         <w:rPr>
           <w:szCs w:val="28"/>
         </w:rPr>
-        <w:t xml:space="preserve">На </w:t>
-      </w:r>
-      <w:r>
-        <w:rPr>
-          <w:szCs w:val="28"/>
-        </w:rPr>
-        <w:t>р</w:t>
-      </w:r>
-      <w:r>
-        <w:rPr>
-          <w:szCs w:val="28"/>
-        </w:rPr>
-        <w:t>исунке 1 представлена концептуальная модель данных выбранной функциональной области «</w:t>
+        <w:t>На рисунке 1 представлена концептуальная модель данных выбранной функциональной области «</w:t>
       </w:r>
       <w:r>
         <w:t>Продажа онлайн-</w:t>
       </w:r>
       <w:r>
-        <w:t>курса программирования через мобильное приложение</w:t>
-      </w:r>
-      <w:r>
-        <w:t>».</w:t>
+        <w:t>курса программирования через мобильное приложение».</w:t>
       </w:r>
     </w:p>
     <w:p>
@@ -2835,9 +2772,9 @@
       <w:r>
         <w:lastRenderedPageBreak/>
         <w:drawing>
-          <wp:inline distT="0" distB="0" distL="0" distR="0" wp14:anchorId="06507B0C" wp14:editId="36B93969">
-            <wp:extent cx="5940425" cy="5595620"/>
-            <wp:effectExtent l="0" t="0" r="3175" b="5080"/>
+          <wp:inline distT="0" distB="0" distL="0" distR="0" wp14:anchorId="202E2E50" wp14:editId="03C07F6F">
+            <wp:extent cx="5940425" cy="4629785"/>
+            <wp:effectExtent l="0" t="0" r="3175" b="0"/>
             <wp:docPr id="1" name="Рисунок 1"/>
             <wp:cNvGraphicFramePr>
               <a:graphicFrameLocks xmlns:a="http://schemas.openxmlformats.org/drawingml/2006/main" noChangeAspect="1"/>
@@ -2850,7 +2787,7 @@
                     <pic:cNvPicPr/>
                   </pic:nvPicPr>
                   <pic:blipFill>
-                    <a:blip r:embed="rId7"/>
+                    <a:blip r:embed="rId9"/>
                     <a:stretch>
                       <a:fillRect/>
                     </a:stretch>
@@ -2858,7 +2795,7 @@
                   <pic:spPr>
                     <a:xfrm>
                       <a:off x="0" y="0"/>
-                      <a:ext cx="5940425" cy="5595620"/>
+                      <a:ext cx="5940425" cy="4629785"/>
                     </a:xfrm>
                     <a:prstGeom prst="rect">
                       <a:avLst/>
@@ -2870,6 +2807,8 @@
           </wp:inline>
         </w:drawing>
       </w:r>
+      <w:bookmarkStart w:id="2" w:name="_GoBack"/>
+      <w:bookmarkEnd w:id="2"/>
     </w:p>
     <w:p>
       <w:pPr>
@@ -2897,11 +2836,9 @@
       <w:r>
         <w:t>.</w:t>
       </w:r>
-      <w:bookmarkStart w:id="2" w:name="_GoBack"/>
-      <w:bookmarkEnd w:id="2"/>
     </w:p>
     <w:sectPr>
-      <w:footerReference w:type="default" r:id="rId8"/>
+      <w:footerReference w:type="default" r:id="rId10"/>
       <w:pgSz w:w="11906" w:h="16838"/>
       <w:pgMar w:top="1134" w:right="850" w:bottom="1134" w:left="1701" w:header="708" w:footer="708" w:gutter="0"/>
       <w:cols w:space="708"/>
@@ -2910,6 +2847,31 @@
     </w:sectPr>
   </w:body>
 </w:document>
+</file>
+
+<file path=word/endnotes.xml><?xml version="1.0" encoding="utf-8"?>
+<w:endnotes xmlns:wpc="http://schemas.microsoft.com/office/word/2010/wordprocessingCanvas" xmlns:mc="http://schemas.openxmlformats.org/markup-compatibility/2006" xmlns:o="urn:schemas-microsoft-com:office:office" xmlns:r="http://schemas.openxmlformats.org/officeDocument/2006/relationships" xmlns:m="http://schemas.openxmlformats.org/officeDocument/2006/math" xmlns:v="urn:schemas-microsoft-com:vml" xmlns:wp14="http://schemas.microsoft.com/office/word/2010/wordprocessingDrawing" xmlns:wp="http://schemas.openxmlformats.org/drawingml/2006/wordprocessingDrawing" xmlns:w10="urn:schemas-microsoft-com:office:word" xmlns:w="http://schemas.openxmlformats.org/wordprocessingml/2006/main" xmlns:w14="http://schemas.microsoft.com/office/word/2010/wordml" xmlns:w15="http://schemas.microsoft.com/office/word/2012/wordml" xmlns:wpg="http://schemas.microsoft.com/office/word/2010/wordprocessingGroup" xmlns:wpi="http://schemas.microsoft.com/office/word/2010/wordprocessingInk" xmlns:wne="http://schemas.microsoft.com/office/word/2006/wordml" xmlns:wps="http://schemas.microsoft.com/office/word/2010/wordprocessingShape" mc:Ignorable="w14 w15 wp14">
+  <w:endnote w:type="separator" w:id="-1">
+    <w:p>
+      <w:pPr>
+        <w:spacing w:after="0" w:line="240" w:lineRule="auto"/>
+      </w:pPr>
+      <w:r>
+        <w:separator/>
+      </w:r>
+    </w:p>
+  </w:endnote>
+  <w:endnote w:type="continuationSeparator" w:id="0">
+    <w:p>
+      <w:pPr>
+        <w:spacing w:after="0" w:line="240" w:lineRule="auto"/>
+      </w:pPr>
+      <w:r>
+        <w:continuationSeparator/>
+      </w:r>
+    </w:p>
+  </w:endnote>
+</w:endnotes>
 </file>
 
 <file path=word/footer1.xml><?xml version="1.0" encoding="utf-8"?>
@@ -2942,7 +2904,7 @@
           <w:rPr>
             <w:noProof/>
           </w:rPr>
-          <w:t>4</w:t>
+          <w:t>3</w:t>
         </w:r>
         <w:r>
           <w:fldChar w:fldCharType="end"/>
@@ -2951,6 +2913,31 @@
     </w:sdtContent>
   </w:sdt>
 </w:ftr>
+</file>
+
+<file path=word/footnotes.xml><?xml version="1.0" encoding="utf-8"?>
+<w:footnotes xmlns:wpc="http://schemas.microsoft.com/office/word/2010/wordprocessingCanvas" xmlns:mc="http://schemas.openxmlformats.org/markup-compatibility/2006" xmlns:o="urn:schemas-microsoft-com:office:office" xmlns:r="http://schemas.openxmlformats.org/officeDocument/2006/relationships" xmlns:m="http://schemas.openxmlformats.org/officeDocument/2006/math" xmlns:v="urn:schemas-microsoft-com:vml" xmlns:wp14="http://schemas.microsoft.com/office/word/2010/wordprocessingDrawing" xmlns:wp="http://schemas.openxmlformats.org/drawingml/2006/wordprocessingDrawing" xmlns:w10="urn:schemas-microsoft-com:office:word" xmlns:w="http://schemas.openxmlformats.org/wordprocessingml/2006/main" xmlns:w14="http://schemas.microsoft.com/office/word/2010/wordml" xmlns:w15="http://schemas.microsoft.com/office/word/2012/wordml" xmlns:wpg="http://schemas.microsoft.com/office/word/2010/wordprocessingGroup" xmlns:wpi="http://schemas.microsoft.com/office/word/2010/wordprocessingInk" xmlns:wne="http://schemas.microsoft.com/office/word/2006/wordml" xmlns:wps="http://schemas.microsoft.com/office/word/2010/wordprocessingShape" mc:Ignorable="w14 w15 wp14">
+  <w:footnote w:type="separator" w:id="-1">
+    <w:p>
+      <w:pPr>
+        <w:spacing w:after="0" w:line="240" w:lineRule="auto"/>
+      </w:pPr>
+      <w:r>
+        <w:separator/>
+      </w:r>
+    </w:p>
+  </w:footnote>
+  <w:footnote w:type="continuationSeparator" w:id="0">
+    <w:p>
+      <w:pPr>
+        <w:spacing w:after="0" w:line="240" w:lineRule="auto"/>
+      </w:pPr>
+      <w:r>
+        <w:continuationSeparator/>
+      </w:r>
+    </w:p>
+  </w:footnote>
+</w:footnotes>
 </file>
 
 <file path=word/numbering.xml><?xml version="1.0" encoding="utf-8"?>
@@ -3619,6 +3606,7 @@
   <w:style w:type="character" w:default="1" w:styleId="a1">
     <w:name w:val="Default Paragraph Font"/>
     <w:uiPriority w:val="1"/>
+    <w:semiHidden/>
     <w:unhideWhenUsed/>
   </w:style>
   <w:style w:type="table" w:default="1" w:styleId="a2">
@@ -4112,7 +4100,7 @@
 </file>
 
 <file path=customXml/itemProps1.xml><?xml version="1.0" encoding="utf-8"?>
-<ds:datastoreItem xmlns:ds="http://schemas.openxmlformats.org/officeDocument/2006/customXml" ds:itemID="{B420E1E5-79F1-47F8-8F98-8778A4FABBE0}">
+<ds:datastoreItem xmlns:ds="http://schemas.openxmlformats.org/officeDocument/2006/customXml" ds:itemID="{51EB4061-0D3A-45F2-9CC4-35C8FACDE218}">
   <ds:schemaRefs>
     <ds:schemaRef ds:uri="http://schemas.openxmlformats.org/officeDocument/2006/bibliography"/>
   </ds:schemaRefs>
